--- a/templates/predavatelen-protokol.docx
+++ b/templates/predavatelen-protokol.docx
@@ -25,7 +25,7 @@
           <w:b/>
           <w:lang w:val="bg-BG"/>
         </w:rPr>
-        <w:t>408Приложение № 9 към чл. 31, ал. 5</w:t>
+        <w:t>Приложение № 9 към чл. 31, ал. 5</w:t>
       </w:r>
     </w:p>
     <w:p>
@@ -141,9 +141,6 @@
           <w:lang w:val="bg-BG"/>
         </w:rPr>
         <w:t xml:space="preserve">Днес, </w:t>
-        <w:fldChar w:fldCharType="begin"/>
-        <w:instrText xml:space="preserve"> TIME \@ "dd.MM.yyyy" </w:instrText>
-        <w:fldChar w:fldCharType="separate"/>
       </w:r>
       <w:r>
         <w:rPr>
@@ -158,7 +155,6 @@
           <w:rFonts w:ascii="Times New Roman"/>
           <w:lang w:val="bg-BG"/>
         </w:rPr>
-        <w:fldChar w:fldCharType="end"/>
         <w:t xml:space="preserve"> г., в гр. {city} упълномощения представител- В. Вълков на фирма „Антоан-09“ ЕООД; адрес: с. Съдиево, обл. Сливен, общ. Нова Загора; ЕИК 200674086; тел.: 089/999 6341, предаде на собственика (или негов представител) пожарогасителите, на които е извършено обслужване, какво следва:</w:t>
       </w:r>
     </w:p>

--- a/templates/predavatelen-protokol.docx
+++ b/templates/predavatelen-protokol.docx
@@ -1604,6 +1604,47 @@
           <w:lang w:val="bg-BG"/>
         </w:rPr>
         <w:t>ПРИЕЛ:</w:t>
+      </w:r>
+    </w:p>
+    <w:p>
+      <w:pPr>
+        <w:spacing w:after="0" w:line="240" w:lineRule="auto"/>
+        <w:rPr>
+          <w:rFonts w:ascii="Times New Roman"/>
+          <w:lang w:val="bg-BG"/>
+        </w:rPr>
+      </w:pPr>
+      <w:r>
+        <w:rPr>
+          <w:rFonts w:ascii="Times New Roman"/>
+        </w:rPr>
+        <w:t xml:space="preserve">      </w:t>
+      </w:r>
+      <w:r>
+        <w:rPr>
+          <w:rFonts w:ascii="Times New Roman"/>
+          <w:lang w:val="bg-BG"/>
+        </w:rPr>
+        <w:t>В. Вълков</w:t>
+      </w:r>
+      <w:r>
+        <w:rPr>
+          <w:rFonts w:ascii="Times New Roman"/>
+        </w:rPr>
+        <w:tab/>
+        <w:tab/>
+        <w:tab/>
+        <w:tab/>
+        <w:tab/>
+        <w:tab/>
+        <w:t xml:space="preserve">                    </w:t>
+      </w:r>
+      <w:r>
+        <w:rPr>
+          <w:rFonts w:ascii="Times New Roman"/>
+          <w:lang w:val="bg-BG"/>
+        </w:rPr>
+        <w:t>{ownerName}</w:t>
       </w:r>
     </w:p>
     <w:p>

--- a/templates/predavatelen-protokol.docx
+++ b/templates/predavatelen-protokol.docx
@@ -1565,313 +1565,222 @@
         </w:rPr>
       </w:pPr>
     </w:p>
-    <w:p>
-      <w:pPr>
-        <w:spacing w:after="0" w:line="240" w:lineRule="auto"/>
-        <w:rPr>
-          <w:rFonts w:ascii="Times New Roman"/>
-          <w:lang w:val="bg-BG"/>
-        </w:rPr>
-      </w:pPr>
-      <w:r>
-        <w:rPr>
-          <w:rFonts w:ascii="Times New Roman"/>
-        </w:rPr>
-        <w:t xml:space="preserve">      </w:t>
-      </w:r>
-      <w:r>
-        <w:rPr>
-          <w:rFonts w:ascii="Times New Roman"/>
-          <w:lang w:val="bg-BG"/>
-        </w:rPr>
-        <w:t>ПРЕДАЛ:</w:t>
-      </w:r>
-      <w:r>
-        <w:rPr>
-          <w:rFonts w:ascii="Times New Roman"/>
-        </w:rPr>
-        <w:tab/>
-        <w:tab/>
-        <w:tab/>
-        <w:tab/>
-        <w:tab/>
-        <w:tab/>
-        <w:t xml:space="preserve">                    </w:t>
-      </w:r>
-      <w:r>
-        <w:rPr>
-          <w:rFonts w:ascii="Times New Roman"/>
-          <w:lang w:val="bg-BG"/>
-        </w:rPr>
-        <w:t>ПРИЕЛ:</w:t>
-      </w:r>
-    </w:p>
-    <w:p>
-      <w:pPr>
-        <w:spacing w:after="0" w:line="240" w:lineRule="auto"/>
-        <w:rPr>
-          <w:rFonts w:ascii="Times New Roman"/>
-          <w:lang w:val="bg-BG"/>
-        </w:rPr>
-      </w:pPr>
-      <w:r>
-        <w:rPr>
-          <w:rFonts w:ascii="Times New Roman"/>
-        </w:rPr>
-        <w:t xml:space="preserve">      </w:t>
-      </w:r>
-      <w:r>
-        <w:rPr>
-          <w:rFonts w:ascii="Times New Roman"/>
-          <w:lang w:val="bg-BG"/>
-        </w:rPr>
-        <w:t>В. Вълков</w:t>
-      </w:r>
-      <w:r>
-        <w:rPr>
-          <w:rFonts w:ascii="Times New Roman"/>
-        </w:rPr>
-        <w:tab/>
-        <w:tab/>
-        <w:tab/>
-        <w:tab/>
-        <w:tab/>
-        <w:tab/>
-        <w:t xml:space="preserve">                    </w:t>
-      </w:r>
-      <w:r>
-        <w:rPr>
-          <w:rFonts w:ascii="Times New Roman"/>
-          <w:lang w:val="bg-BG"/>
-        </w:rPr>
-        <w:t>{ownerName}</w:t>
-      </w:r>
-    </w:p>
-    <w:p>
-      <w:pPr>
-        <w:spacing w:after="0" w:line="240" w:lineRule="auto"/>
-        <w:rPr>
-          <w:rFonts w:ascii="Times New Roman"/>
-          <w:sz w:val="16"/>
-          <w:szCs w:val="16"/>
-          <w:lang w:val="bg-BG"/>
-        </w:rPr>
-      </w:pPr>
-      <w:r>
-        <w:rPr>
-          <w:rFonts w:ascii="Times New Roman"/>
-          <w:sz w:val="16"/>
-          <w:szCs w:val="16"/>
-        </w:rPr>
-        <w:t xml:space="preserve">      </w:t>
-      </w:r>
-      <w:r>
-        <w:rPr>
-          <w:rFonts w:ascii="Times New Roman"/>
-          <w:sz w:val="16"/>
-          <w:szCs w:val="16"/>
-          <w:lang w:val="bg-BG"/>
-        </w:rPr>
-        <w:t xml:space="preserve">(ръководител)                                                                                                          </w:t>
-      </w:r>
-      <w:r>
-        <w:rPr>
-          <w:rFonts w:ascii="Times New Roman"/>
-          <w:sz w:val="16"/>
-          <w:szCs w:val="16"/>
-        </w:rPr>
-        <w:t xml:space="preserve">    </w:t>
-      </w:r>
-      <w:r>
-        <w:rPr>
-          <w:rFonts w:ascii="Times New Roman"/>
-          <w:sz w:val="16"/>
-          <w:szCs w:val="16"/>
-          <w:lang w:val="bg-BG"/>
-        </w:rPr>
-        <w:t xml:space="preserve">    </w:t>
-      </w:r>
-      <w:r>
-        <w:rPr>
-          <w:rFonts w:ascii="Times New Roman"/>
-          <w:sz w:val="16"/>
-          <w:szCs w:val="16"/>
-        </w:rPr>
-        <w:t xml:space="preserve">      </w:t>
-      </w:r>
-      <w:r>
-        <w:rPr>
-          <w:rFonts w:ascii="Times New Roman"/>
-          <w:sz w:val="16"/>
-          <w:szCs w:val="16"/>
-          <w:lang w:val="bg-BG"/>
-        </w:rPr>
-        <w:t xml:space="preserve"> (собственик)</w:t>
-      </w:r>
-    </w:p>
-    <w:p>
-      <w:pPr>
-        <w:spacing w:after="0" w:line="240" w:lineRule="auto"/>
-        <w:ind w:hanging="426"/>
-        <w:rPr>
-          <w:rFonts w:ascii="Times New Roman"/>
-          <w:sz w:val="16"/>
-          <w:szCs w:val="16"/>
-        </w:rPr>
-      </w:pPr>
-      <w:r>
-        <w:rPr>
-          <w:rFonts w:ascii="Times New Roman"/>
-          <w:sz w:val="16"/>
-          <w:szCs w:val="16"/>
-        </w:rPr>
-        <w:t xml:space="preserve">        </w:t>
-      </w:r>
-      <w:r>
-        <w:rPr>
-          <w:rFonts w:ascii="Times New Roman"/>
-          <w:sz w:val="16"/>
-          <w:szCs w:val="16"/>
-          <w:lang w:val="bg-BG"/>
-        </w:rPr>
-        <w:t>(упълномощен представител</w:t>
-      </w:r>
-      <w:r>
-        <w:rPr>
-          <w:rFonts w:ascii="Times New Roman"/>
-          <w:sz w:val="16"/>
-          <w:szCs w:val="16"/>
-        </w:rPr>
-        <w:t>)</w:t>
-      </w:r>
-      <w:r>
-        <w:rPr>
-          <w:rFonts w:ascii="Times New Roman"/>
-          <w:sz w:val="16"/>
-          <w:szCs w:val="16"/>
-          <w:lang w:val="bg-BG"/>
-        </w:rPr>
-        <w:t xml:space="preserve">     </w:t>
-      </w:r>
-      <w:r>
-        <w:rPr>
-          <w:rFonts w:ascii="Times New Roman"/>
-          <w:sz w:val="16"/>
-          <w:szCs w:val="16"/>
-        </w:rPr>
-        <w:t xml:space="preserve">   </w:t>
-      </w:r>
-      <w:r>
-        <w:rPr>
-          <w:rFonts w:ascii="Times New Roman"/>
-          <w:sz w:val="16"/>
-          <w:szCs w:val="16"/>
-          <w:lang w:val="bg-BG"/>
-        </w:rPr>
-        <w:t xml:space="preserve">                                                      </w:t>
-      </w:r>
-      <w:r>
-        <w:rPr>
-          <w:rFonts w:ascii="Times New Roman"/>
-          <w:sz w:val="16"/>
-          <w:szCs w:val="16"/>
-        </w:rPr>
-        <w:t xml:space="preserve">       </w:t>
-      </w:r>
-      <w:r>
-        <w:rPr>
-          <w:rFonts w:ascii="Times New Roman"/>
-          <w:sz w:val="16"/>
-          <w:szCs w:val="16"/>
-          <w:lang w:val="bg-BG"/>
-        </w:rPr>
-        <w:t xml:space="preserve">           </w:t>
-      </w:r>
-      <w:r>
-        <w:rPr>
-          <w:rFonts w:ascii="Times New Roman"/>
-          <w:sz w:val="16"/>
-          <w:szCs w:val="16"/>
-        </w:rPr>
-        <w:t xml:space="preserve">   </w:t>
-      </w:r>
-      <w:r>
-        <w:rPr>
-          <w:rFonts w:ascii="Times New Roman"/>
-          <w:sz w:val="16"/>
-          <w:szCs w:val="16"/>
-          <w:lang w:val="bg-BG"/>
-        </w:rPr>
-        <w:t xml:space="preserve">       (представител на собственика)       </w:t>
-      </w:r>
-    </w:p>
-    <w:p>
-      <w:pPr>
-        <w:spacing w:after="0" w:line="240" w:lineRule="auto"/>
-        <w:ind w:hanging="426"/>
-        <w:rPr>
-          <w:rFonts w:ascii="Times New Roman"/>
-          <w:sz w:val="16"/>
-          <w:szCs w:val="16"/>
-          <w:lang w:val="bg-BG"/>
-        </w:rPr>
-      </w:pPr>
-      <w:r>
-        <w:rPr>
-          <w:rFonts w:ascii="Times New Roman"/>
-          <w:sz w:val="16"/>
-          <w:szCs w:val="16"/>
-          <w:lang w:val="bg-BG"/>
-        </w:rPr>
-        <w:t xml:space="preserve">             </w:t>
-      </w:r>
-    </w:p>
-    <w:p>
-      <w:pPr>
-        <w:spacing w:after="0" w:line="240" w:lineRule="auto"/>
-        <w:ind w:hanging="426"/>
-        <w:rPr>
-          <w:rFonts w:ascii="Times New Roman"/>
-          <w:sz w:val="16"/>
-          <w:szCs w:val="16"/>
-          <w:lang w:val="bg-BG"/>
-        </w:rPr>
-      </w:pPr>
-      <w:r>
-        <w:rPr>
-          <w:rFonts w:ascii="Times New Roman"/>
-          <w:sz w:val="16"/>
-          <w:szCs w:val="16"/>
-        </w:rPr>
-        <w:t xml:space="preserve">        </w:t>
-      </w:r>
-      <w:r>
-        <w:rPr>
-          <w:rFonts w:ascii="Times New Roman"/>
-          <w:sz w:val="16"/>
-          <w:szCs w:val="16"/>
-          <w:lang w:val="bg-BG"/>
-        </w:rPr>
-        <w:t xml:space="preserve">                                                            (подпис и печат </w:t>
-      </w:r>
-      <w:r>
-        <w:rPr>
-          <w:rFonts w:ascii="Times New Roman"/>
-          <w:sz w:val="16"/>
-          <w:szCs w:val="16"/>
-        </w:rPr>
-        <w:t>)</w:t>
-      </w:r>
-      <w:r>
-        <w:rPr>
-          <w:rFonts w:ascii="Times New Roman"/>
-          <w:sz w:val="16"/>
-          <w:szCs w:val="16"/>
-          <w:lang w:val="bg-BG"/>
-        </w:rPr>
-        <w:t xml:space="preserve">                                                                                                                  (подпис и печат)</w:t>
-      </w:r>
-    </w:p>
+    <w:tbl>
+      <w:tblPr>
+        <w:tblW w:w="5000" w:type="pct"/>
+        <w:tblBorders>
+          <w:top w:val="none" w:sz="0" w:space="0" w:color="auto"/>
+          <w:left w:val="none" w:sz="0" w:space="0" w:color="auto"/>
+          <w:bottom w:val="none" w:sz="0" w:space="0" w:color="auto"/>
+          <w:right w:val="none" w:sz="0" w:space="0" w:color="auto"/>
+          <w:insideH w:val="none" w:sz="0" w:space="0" w:color="auto"/>
+          <w:insideV w:val="none" w:sz="0" w:space="0" w:color="auto"/>
+        </w:tblBorders>
+        <w:tblCellMar>
+          <w:top w:w="0" w:type="dxa"/>
+          <w:left w:w="0" w:type="dxa"/>
+          <w:bottom w:w="0" w:type="dxa"/>
+          <w:right w:w="180" w:type="dxa"/>
+        </w:tblCellMar>
+        <w:tblLook w:val="0000" w:firstRow="0" w:lastRow="0" w:firstColumn="0" w:lastColumn="0" w:noHBand="1" w:noVBand="1"/>
+      </w:tblPr>
+      <w:tblGrid>
+        <w:gridCol w:w="4675"/>
+        <w:gridCol w:w="4675"/>
+      </w:tblGrid>
+      <w:tr>
+        <w:tc>
+          <w:tcPr>
+            <w:tcW w:w="2500" w:type="pct"/>
+          </w:tcPr>
+          <w:p>
+            <w:pPr>
+              <w:spacing w:before="0" w:after="60" w:line="240" w:lineRule="auto"/>
+              <w:rPr>
+                <w:rFonts w:ascii="Times New Roman" w:hAnsi="Times New Roman" w:cs="Times New Roman"/>
+                <w:b/>
+                <w:lang w:val="bg-BG"/>
+              </w:rPr>
+            </w:pPr>
+            <w:r>
+              <w:rPr>
+                <w:rFonts w:ascii="Times New Roman" w:hAnsi="Times New Roman" w:cs="Times New Roman"/>
+                <w:b/>
+                <w:lang w:val="bg-BG"/>
+              </w:rPr>
+              <w:t>ПРЕДАЛ:</w:t>
+            </w:r>
+          </w:p>
+          <w:p>
+            <w:pPr>
+              <w:spacing w:before="360" w:after="0" w:line="240" w:lineRule="auto"/>
+              <w:rPr>
+                <w:rFonts w:ascii="Times New Roman" w:hAnsi="Times New Roman" w:cs="Times New Roman"/>
+              </w:rPr>
+            </w:pPr>
+          </w:p>
+          <w:p>
+            <w:pPr>
+              <w:pBdr>
+                <w:bottom w:val="single" w:sz="6" w:space="1" w:color="auto"/>
+              </w:pBdr>
+              <w:spacing w:before="0" w:after="0" w:line="240" w:lineRule="auto"/>
+              <w:rPr>
+                <w:rFonts w:ascii="Times New Roman" w:hAnsi="Times New Roman" w:cs="Times New Roman"/>
+              </w:rPr>
+            </w:pPr>
+          </w:p>
+          <w:p>
+            <w:pPr>
+              <w:spacing w:before="40" w:after="0" w:line="240" w:lineRule="auto"/>
+              <w:rPr>
+                <w:rFonts w:ascii="Times New Roman" w:hAnsi="Times New Roman" w:cs="Times New Roman"/>
+              </w:rPr>
+            </w:pPr>
+            <w:r>
+              <w:rPr>
+                <w:rFonts w:ascii="Times New Roman" w:hAnsi="Times New Roman" w:cs="Times New Roman"/>
+                <w:lang w:val="bg-BG"/>
+              </w:rPr>
+              <w:t>В. Вълков</w:t>
+            </w:r>
+          </w:p>
+          <w:p>
+            <w:pPr>
+              <w:spacing w:before="0" w:after="0" w:line="240" w:lineRule="auto"/>
+              <w:rPr>
+                <w:rFonts w:ascii="Times New Roman" w:hAnsi="Times New Roman" w:cs="Times New Roman"/>
+                <w:sz w:val="16"/>
+                <w:szCs w:val="16"/>
+              </w:rPr>
+            </w:pPr>
+            <w:r>
+              <w:rPr>
+                <w:rFonts w:ascii="Times New Roman" w:hAnsi="Times New Roman" w:cs="Times New Roman"/>
+                <w:sz w:val="16"/>
+                <w:szCs w:val="16"/>
+                <w:lang w:val="bg-BG"/>
+              </w:rPr>
+              <w:t>(ръководител / упълномощен представител)</w:t>
+            </w:r>
+          </w:p>
+          <w:p>
+            <w:pPr>
+              <w:spacing w:before="0" w:after="0" w:line="240" w:lineRule="auto"/>
+              <w:rPr>
+                <w:rFonts w:ascii="Times New Roman" w:hAnsi="Times New Roman" w:cs="Times New Roman"/>
+                <w:sz w:val="16"/>
+                <w:szCs w:val="16"/>
+              </w:rPr>
+            </w:pPr>
+            <w:r>
+              <w:rPr>
+                <w:rFonts w:ascii="Times New Roman" w:hAnsi="Times New Roman" w:cs="Times New Roman"/>
+                <w:sz w:val="16"/>
+                <w:szCs w:val="16"/>
+                <w:lang w:val="bg-BG"/>
+              </w:rPr>
+              <w:t>(подпис и печат)</w:t>
+            </w:r>
+          </w:p>
+        </w:tc>
+        <w:tc>
+          <w:tcPr>
+            <w:tcW w:w="2500" w:type="pct"/>
+          </w:tcPr>
+          <w:p>
+            <w:pPr>
+              <w:spacing w:before="0" w:after="60" w:line="240" w:lineRule="auto"/>
+              <w:rPr>
+                <w:rFonts w:ascii="Times New Roman" w:hAnsi="Times New Roman" w:cs="Times New Roman"/>
+                <w:b/>
+                <w:lang w:val="bg-BG"/>
+              </w:rPr>
+            </w:pPr>
+            <w:r>
+              <w:rPr>
+                <w:rFonts w:ascii="Times New Roman" w:hAnsi="Times New Roman" w:cs="Times New Roman"/>
+                <w:b/>
+                <w:lang w:val="bg-BG"/>
+              </w:rPr>
+              <w:t>ПРИЕЛ:</w:t>
+            </w:r>
+          </w:p>
+          <w:p>
+            <w:pPr>
+              <w:spacing w:before="360" w:after="0" w:line="240" w:lineRule="auto"/>
+              <w:rPr>
+                <w:rFonts w:ascii="Times New Roman" w:hAnsi="Times New Roman" w:cs="Times New Roman"/>
+              </w:rPr>
+            </w:pPr>
+          </w:p>
+          <w:p>
+            <w:pPr>
+              <w:pBdr>
+                <w:bottom w:val="single" w:sz="6" w:space="1" w:color="auto"/>
+              </w:pBdr>
+              <w:spacing w:before="0" w:after="0" w:line="240" w:lineRule="auto"/>
+              <w:rPr>
+                <w:rFonts w:ascii="Times New Roman" w:hAnsi="Times New Roman" w:cs="Times New Roman"/>
+              </w:rPr>
+            </w:pPr>
+          </w:p>
+          <w:p>
+            <w:pPr>
+              <w:spacing w:before="40" w:after="0" w:line="240" w:lineRule="auto"/>
+              <w:rPr>
+                <w:rFonts w:ascii="Times New Roman" w:hAnsi="Times New Roman" w:cs="Times New Roman"/>
+              </w:rPr>
+            </w:pPr>
+            <w:r>
+              <w:rPr>
+                <w:rFonts w:ascii="Times New Roman" w:hAnsi="Times New Roman" w:cs="Times New Roman"/>
+                <w:lang w:val="bg-BG"/>
+              </w:rPr>
+              <w:t>{ownerName}</w:t>
+            </w:r>
+          </w:p>
+          <w:p>
+            <w:pPr>
+              <w:spacing w:before="0" w:after="0" w:line="240" w:lineRule="auto"/>
+              <w:rPr>
+                <w:rFonts w:ascii="Times New Roman" w:hAnsi="Times New Roman" w:cs="Times New Roman"/>
+                <w:sz w:val="16"/>
+                <w:szCs w:val="16"/>
+              </w:rPr>
+            </w:pPr>
+            <w:r>
+              <w:rPr>
+                <w:rFonts w:ascii="Times New Roman" w:hAnsi="Times New Roman" w:cs="Times New Roman"/>
+                <w:sz w:val="16"/>
+                <w:szCs w:val="16"/>
+                <w:lang w:val="bg-BG"/>
+              </w:rPr>
+              <w:t>(собственик / представител на собственика)</w:t>
+            </w:r>
+          </w:p>
+          <w:p>
+            <w:pPr>
+              <w:spacing w:before="0" w:after="0" w:line="240" w:lineRule="auto"/>
+              <w:rPr>
+                <w:rFonts w:ascii="Times New Roman" w:hAnsi="Times New Roman" w:cs="Times New Roman"/>
+                <w:sz w:val="16"/>
+                <w:szCs w:val="16"/>
+              </w:rPr>
+            </w:pPr>
+            <w:r>
+              <w:rPr>
+                <w:rFonts w:ascii="Times New Roman" w:hAnsi="Times New Roman" w:cs="Times New Roman"/>
+                <w:sz w:val="16"/>
+                <w:szCs w:val="16"/>
+                <w:lang w:val="bg-BG"/>
+              </w:rPr>
+              <w:t>(подпис и печат)</w:t>
+            </w:r>
+          </w:p>
+        </w:tc>
+      </w:tr>
+    </w:tbl>
     <w:p>
       <w:pPr>
         <w:spacing w:after="0" w:line="240" w:lineRule="auto"/>

--- a/templates/predavatelen-protokol.docx
+++ b/templates/predavatelen-protokol.docx
@@ -1687,6 +1687,12 @@
         <w:tc>
           <w:tcPr>
             <w:tcW w:w="2500" w:type="pct"/>
+            <w:tcMar>
+              <w:top w:w="0" w:type="dxa"/>
+              <w:left w:w="700" w:type="dxa"/>
+              <w:bottom w:w="0" w:type="dxa"/>
+              <w:right w:w="0" w:type="dxa"/>
+            </w:tcMar>
           </w:tcPr>
           <w:p>
             <w:pPr>

--- a/templates/predavatelen-protokol.docx
+++ b/templates/predavatelen-protokol.docx
@@ -1580,13 +1580,14 @@
           <w:top w:w="0" w:type="dxa"/>
           <w:left w:w="0" w:type="dxa"/>
           <w:bottom w:w="0" w:type="dxa"/>
-          <w:right w:w="180" w:type="dxa"/>
+          <w:right w:w="0" w:type="dxa"/>
         </w:tblCellMar>
         <w:tblLook w:val="0000" w:firstRow="0" w:lastRow="0" w:firstColumn="0" w:lastColumn="0" w:noHBand="1" w:noVBand="1"/>
       </w:tblPr>
       <w:tblGrid>
         <w:gridCol w:w="4675"/>
-        <w:gridCol w:w="4675"/>
+        <w:gridCol w:w="842"/>
+        <w:gridCol w:w="3833"/>
       </w:tblGrid>
       <w:tr>
         <w:tc>
@@ -1686,13 +1687,20 @@
         </w:tc>
         <w:tc>
           <w:tcPr>
-            <w:tcW w:w="2500" w:type="pct"/>
-            <w:tcMar>
-              <w:top w:w="0" w:type="dxa"/>
-              <w:left w:w="700" w:type="dxa"/>
-              <w:bottom w:w="0" w:type="dxa"/>
-              <w:right w:w="0" w:type="dxa"/>
-            </w:tcMar>
+            <w:tcW w:w="450" w:type="pct"/>
+          </w:tcPr>
+          <w:p>
+            <w:pPr>
+              <w:spacing w:before="0" w:after="0" w:line="240" w:lineRule="auto"/>
+              <w:rPr>
+                <w:rFonts w:ascii="Times New Roman" w:hAnsi="Times New Roman" w:cs="Times New Roman"/>
+              </w:rPr>
+            </w:pPr>
+          </w:p>
+        </w:tc>
+        <w:tc>
+          <w:tcPr>
+            <w:tcW w:w="2050" w:type="pct"/>
           </w:tcPr>
           <w:p>
             <w:pPr>

--- a/templates/predavatelen-protokol.docx
+++ b/templates/predavatelen-protokol.docx
@@ -155,7 +155,7 @@
           <w:rFonts w:ascii="Times New Roman"/>
           <w:lang w:val="bg-BG"/>
         </w:rPr>
-        <w:t xml:space="preserve"> г., в гр. {city} упълномощения представител- В. Вълков на фирма „Антоан-09“ ЕООД; адрес: с. Съдиево, обл. Сливен, общ. Нова Загора; ЕИК 200674086; тел.: 089/999 6341, предаде на собственика (или негов представител) пожарогасителите, на които е извършено обслужване, какво следва:</w:t>
+        <w:t xml:space="preserve"> г., в гр. {city} упълномощения представител- {handedBy} на фирма „Антоан-09“ ЕООД; адрес: с. Съдиево, обл. Сливен, общ. Нова Загора; ЕИК 200674086; тел.: 089/999 6341, предаде на собственика (или негов представител) пожарогасителите, на които е извършено обслужване, какво следва:</w:t>
       </w:r>
     </w:p>
     <w:p>
@@ -1643,7 +1643,7 @@
                 <w:rFonts w:ascii="Times New Roman" w:hAnsi="Times New Roman" w:cs="Times New Roman"/>
                 <w:lang w:val="bg-BG"/>
               </w:rPr>
-              <w:t>В. Вълков</w:t>
+              <w:t>{handedBy}</w:t>
             </w:r>
           </w:p>
           <w:p>
@@ -1751,7 +1751,7 @@
                 <w:rFonts w:ascii="Times New Roman" w:hAnsi="Times New Roman" w:cs="Times New Roman"/>
                 <w:lang w:val="bg-BG"/>
               </w:rPr>
-              <w:t>{ownerName}</w:t>
+              <w:t>{receivedBy}</w:t>
             </w:r>
           </w:p>
           <w:p>
